--- a/attached_assets/default_report_template.docx
+++ b/attached_assets/default_report_template.docx
@@ -1,6 +1,6 @@
 
 <file path=word/document.xml><?xml version="1.0" encoding="utf-8"?>
-<w:document xmlns:mc="http://schemas.openxmlformats.org/markup-compatibility/2006" xmlns:r="http://schemas.openxmlformats.org/officeDocument/2006/relationships" xmlns:w="http://schemas.openxmlformats.org/wordprocessingml/2006/main" xmlns:w14="http://schemas.microsoft.com/office/word/2010/wordml" mc:Ignorable="w14 w15 w16se w16cid w16 w16cex w16sdtdh w16sdtfl w16du wp14">
+<w:document xmlns:wpc="http://schemas.microsoft.com/office/word/2010/wordprocessingCanvas" xmlns:cx="http://schemas.microsoft.com/office/drawing/2014/chartex" xmlns:cx1="http://schemas.microsoft.com/office/drawing/2015/9/8/chartex" xmlns:cx2="http://schemas.microsoft.com/office/drawing/2015/10/21/chartex" xmlns:cx3="http://schemas.microsoft.com/office/drawing/2016/5/9/chartex" xmlns:cx4="http://schemas.microsoft.com/office/drawing/2016/5/10/chartex" xmlns:cx5="http://schemas.microsoft.com/office/drawing/2016/5/11/chartex" xmlns:cx6="http://schemas.microsoft.com/office/drawing/2016/5/12/chartex" xmlns:cx7="http://schemas.microsoft.com/office/drawing/2016/5/13/chartex" xmlns:cx8="http://schemas.microsoft.com/office/drawing/2016/5/14/chartex" xmlns:mc="http://schemas.openxmlformats.org/markup-compatibility/2006" xmlns:aink="http://schemas.microsoft.com/office/drawing/2016/ink" xmlns:am3d="http://schemas.microsoft.com/office/drawing/2017/model3d" xmlns:o="urn:schemas-microsoft-com:office:office" xmlns:oel="http://schemas.microsoft.com/office/2019/extlst" xmlns:r="http://schemas.openxmlformats.org/officeDocument/2006/relationships" xmlns:m="http://schemas.openxmlformats.org/officeDocument/2006/math" xmlns:v="urn:schemas-microsoft-com:vml" xmlns:wp14="http://schemas.microsoft.com/office/word/2010/wordprocessingDrawing" xmlns:wp="http://schemas.openxmlformats.org/drawingml/2006/wordprocessingDrawing" xmlns:w10="urn:schemas-microsoft-com:office:word" xmlns:w="http://schemas.openxmlformats.org/wordprocessingml/2006/main" xmlns:w14="http://schemas.microsoft.com/office/word/2010/wordml" xmlns:w15="http://schemas.microsoft.com/office/word/2012/wordml" xmlns:w16cex="http://schemas.microsoft.com/office/word/2018/wordml/cex" xmlns:w16cid="http://schemas.microsoft.com/office/word/2016/wordml/cid" xmlns:w16="http://schemas.microsoft.com/office/word/2018/wordml" xmlns:w16du="http://schemas.microsoft.com/office/word/2023/wordml/word16du" xmlns:w16sdtdh="http://schemas.microsoft.com/office/word/2020/wordml/sdtdatahash" xmlns:w16sdtfl="http://schemas.microsoft.com/office/word/2024/wordml/sdtformatlock" xmlns:w16se="http://schemas.microsoft.com/office/word/2015/wordml/symex" xmlns:wpg="http://schemas.microsoft.com/office/word/2010/wordprocessingGroup" xmlns:wpi="http://schemas.microsoft.com/office/word/2010/wordprocessingInk" xmlns:wne="http://schemas.microsoft.com/office/word/2006/wordml" xmlns:wps="http://schemas.microsoft.com/office/word/2010/wordprocessingShape" mc:Ignorable="w14 w15 w16se w16cid w16 w16cex w16sdtdh w16sdtfl w16du wp14">
   <w:body>
     <w:tbl>
       <w:tblPr>
@@ -5970,7 +5970,16 @@
           <w:p>
             <w:pPr>
               <w:jc w:val="center"/>
-            </w:pPr>
+              <w:rPr>
+                <w:rFonts w:asciiTheme="majorEastAsia" w:eastAsiaTheme="majorEastAsia" w:hAnsiTheme="majorEastAsia" w:hint="eastAsia"/>
+              </w:rPr>
+            </w:pPr>
+            <w:r>
+              <w:rPr>
+                <w:rFonts w:asciiTheme="majorEastAsia" w:eastAsiaTheme="majorEastAsia" w:hAnsiTheme="majorEastAsia" w:hint="eastAsia"/>
+              </w:rPr>
+              <w:t>개인정보 입력 통계</w:t>
+            </w:r>
           </w:p>
         </w:tc>
       </w:tr>
@@ -6076,11 +6085,11 @@
         <w:tblLook w:val="04A0" w:firstRow="1" w:lastRow="0" w:firstColumn="1" w:lastColumn="0" w:noHBand="0" w:noVBand="1"/>
       </w:tblPr>
       <w:tblGrid>
-        <w:gridCol w:w="2467"/>
-        <w:gridCol w:w="2366"/>
-        <w:gridCol w:w="1468"/>
-        <w:gridCol w:w="1426"/>
-        <w:gridCol w:w="1901"/>
+        <w:gridCol w:w="2119"/>
+        <w:gridCol w:w="2663"/>
+        <w:gridCol w:w="1550"/>
+        <w:gridCol w:w="1503"/>
+        <w:gridCol w:w="1793"/>
       </w:tblGrid>
       <w:tr>
         <w:trPr>
@@ -6251,44 +6260,28 @@
             <w:noWrap/>
             <w:vAlign w:val="center"/>
           </w:tcPr>
-          <w:p>
-            <w:r>
-              <w:t/>
-            </w:r>
-          </w:p>
+          <w:p/>
         </w:tc>
         <w:tc>
           <w:tcPr>
             <w:tcW w:w="1367" w:type="dxa"/>
             <w:vAlign w:val="center"/>
           </w:tcPr>
-          <w:p>
-            <w:r>
-              <w:t/>
-            </w:r>
-          </w:p>
+          <w:p/>
         </w:tc>
         <w:tc>
           <w:tcPr>
             <w:tcW w:w="1329" w:type="dxa"/>
             <w:vAlign w:val="center"/>
           </w:tcPr>
-          <w:p>
-            <w:r>
-              <w:t/>
-            </w:r>
-          </w:p>
+          <w:p/>
         </w:tc>
         <w:tc>
           <w:tcPr>
             <w:tcW w:w="1766" w:type="dxa"/>
             <w:vAlign w:val="center"/>
           </w:tcPr>
-          <w:p>
-            <w:r>
-              <w:t/>
-            </w:r>
-          </w:p>
+          <w:p/>
         </w:tc>
       </w:tr>
       <w:tr>
@@ -6375,44 +6368,28 @@
             <w:noWrap/>
             <w:vAlign w:val="center"/>
           </w:tcPr>
-          <w:p>
-            <w:r>
-              <w:t/>
-            </w:r>
-          </w:p>
+          <w:p/>
         </w:tc>
         <w:tc>
           <w:tcPr>
             <w:tcW w:w="1367" w:type="dxa"/>
             <w:vAlign w:val="center"/>
           </w:tcPr>
-          <w:p>
-            <w:r>
-              <w:t/>
-            </w:r>
-          </w:p>
+          <w:p/>
         </w:tc>
         <w:tc>
           <w:tcPr>
             <w:tcW w:w="1329" w:type="dxa"/>
             <w:vAlign w:val="center"/>
           </w:tcPr>
-          <w:p>
-            <w:r>
-              <w:t/>
-            </w:r>
-          </w:p>
+          <w:p/>
         </w:tc>
         <w:tc>
           <w:tcPr>
             <w:tcW w:w="1766" w:type="dxa"/>
             <w:vAlign w:val="center"/>
           </w:tcPr>
-          <w:p>
-            <w:r>
-              <w:t/>
-            </w:r>
-          </w:p>
+          <w:p/>
         </w:tc>
       </w:tr>
     </w:tbl>
@@ -6440,11 +6417,11 @@
         <w:tblLook w:val="04A0" w:firstRow="1" w:lastRow="0" w:firstColumn="1" w:lastColumn="0" w:noHBand="0" w:noVBand="1"/>
       </w:tblPr>
       <w:tblGrid>
-        <w:gridCol w:w="2263"/>
-        <w:gridCol w:w="1536"/>
-        <w:gridCol w:w="1898"/>
-        <w:gridCol w:w="1898"/>
-        <w:gridCol w:w="1898"/>
+        <w:gridCol w:w="1652"/>
+        <w:gridCol w:w="2032"/>
+        <w:gridCol w:w="1950"/>
+        <w:gridCol w:w="1914"/>
+        <w:gridCol w:w="2080"/>
       </w:tblGrid>
       <w:tr>
         <w:trPr>
@@ -6576,33 +6553,21 @@
             <w:tcW w:w="1536" w:type="dxa"/>
             <w:vAlign w:val="center"/>
           </w:tcPr>
-          <w:p>
-            <w:r>
-              <w:t/>
-            </w:r>
-          </w:p>
+          <w:p/>
         </w:tc>
         <w:tc>
           <w:tcPr>
             <w:tcW w:w="1898" w:type="dxa"/>
             <w:vAlign w:val="center"/>
           </w:tcPr>
-          <w:p>
-            <w:r>
-              <w:t/>
-            </w:r>
-          </w:p>
+          <w:p/>
         </w:tc>
         <w:tc>
           <w:tcPr>
             <w:tcW w:w="1898" w:type="dxa"/>
             <w:vAlign w:val="center"/>
           </w:tcPr>
-          <w:p>
-            <w:r>
-              <w:t/>
-            </w:r>
-          </w:p>
+          <w:p/>
         </w:tc>
         <w:tc>
           <w:tcPr>
@@ -6610,11 +6575,7 @@
             <w:shd w:val="clear" w:color="auto" w:fill="FFFFFF" w:themeFill="background1"/>
             <w:vAlign w:val="center"/>
           </w:tcPr>
-          <w:p>
-            <w:r>
-              <w:t/>
-            </w:r>
-          </w:p>
+          <w:p/>
         </w:tc>
       </w:tr>
       <w:tr>
@@ -6698,33 +6659,21 @@
             <w:tcW w:w="1536" w:type="dxa"/>
             <w:vAlign w:val="center"/>
           </w:tcPr>
-          <w:p>
-            <w:r>
-              <w:t/>
-            </w:r>
-          </w:p>
+          <w:p/>
         </w:tc>
         <w:tc>
           <w:tcPr>
             <w:tcW w:w="1898" w:type="dxa"/>
             <w:vAlign w:val="center"/>
           </w:tcPr>
-          <w:p>
-            <w:r>
-              <w:t/>
-            </w:r>
-          </w:p>
+          <w:p/>
         </w:tc>
         <w:tc>
           <w:tcPr>
             <w:tcW w:w="1898" w:type="dxa"/>
             <w:vAlign w:val="center"/>
           </w:tcPr>
-          <w:p>
-            <w:r>
-              <w:t/>
-            </w:r>
-          </w:p>
+          <w:p/>
         </w:tc>
         <w:tc>
           <w:tcPr>
@@ -6732,11 +6681,7 @@
             <w:shd w:val="clear" w:color="auto" w:fill="FFFFFF" w:themeFill="background1"/>
             <w:vAlign w:val="center"/>
           </w:tcPr>
-          <w:p>
-            <w:r>
-              <w:t/>
-            </w:r>
-          </w:p>
+          <w:p/>
         </w:tc>
       </w:tr>
     </w:tbl>
@@ -6786,10 +6731,10 @@
         <w:tblLook w:val="04A0" w:firstRow="1" w:lastRow="0" w:firstColumn="1" w:lastColumn="0" w:noHBand="0" w:noVBand="1"/>
       </w:tblPr>
       <w:tblGrid>
-        <w:gridCol w:w="2407"/>
-        <w:gridCol w:w="2407"/>
-        <w:gridCol w:w="2407"/>
-        <w:gridCol w:w="2407"/>
+        <w:gridCol w:w="2035"/>
+        <w:gridCol w:w="2900"/>
+        <w:gridCol w:w="2801"/>
+        <w:gridCol w:w="1892"/>
       </w:tblGrid>
       <w:tr>
         <w:trPr>
@@ -6882,33 +6827,21 @@
             <w:tcW w:w="2407" w:type="dxa"/>
             <w:vAlign w:val="center"/>
           </w:tcPr>
-          <w:p>
-            <w:r>
-              <w:t/>
-            </w:r>
-          </w:p>
+          <w:p/>
         </w:tc>
         <w:tc>
           <w:tcPr>
             <w:tcW w:w="2407" w:type="dxa"/>
             <w:vAlign w:val="center"/>
           </w:tcPr>
-          <w:p>
-            <w:r>
-              <w:t/>
-            </w:r>
-          </w:p>
+          <w:p/>
         </w:tc>
         <w:tc>
           <w:tcPr>
             <w:tcW w:w="2407" w:type="dxa"/>
             <w:vAlign w:val="center"/>
           </w:tcPr>
-          <w:p>
-            <w:r>
-              <w:t/>
-            </w:r>
-          </w:p>
+          <w:p/>
         </w:tc>
       </w:tr>
       <w:tr>
@@ -6980,33 +6913,21 @@
             <w:tcW w:w="2407" w:type="dxa"/>
             <w:vAlign w:val="center"/>
           </w:tcPr>
-          <w:p>
-            <w:r>
-              <w:t/>
-            </w:r>
-          </w:p>
+          <w:p/>
         </w:tc>
         <w:tc>
           <w:tcPr>
             <w:tcW w:w="2407" w:type="dxa"/>
             <w:vAlign w:val="center"/>
           </w:tcPr>
-          <w:p>
-            <w:r>
-              <w:t/>
-            </w:r>
-          </w:p>
+          <w:p/>
         </w:tc>
         <w:tc>
           <w:tcPr>
             <w:tcW w:w="2407" w:type="dxa"/>
             <w:vAlign w:val="center"/>
           </w:tcPr>
-          <w:p>
-            <w:r>
-              <w:t/>
-            </w:r>
-          </w:p>
+          <w:p/>
         </w:tc>
       </w:tr>
     </w:tbl>
@@ -7095,7 +7016,7 @@
         <w:sz w:val="18"/>
         <w:szCs w:val="20"/>
       </w:rPr>
-      <w:pict w14:anchorId="0E5F8638">
+      <w:pict w14:anchorId="135F2E6E">
         <v:line id="직선 연결선 3" o:spid="_x0000_s1025" alt="" style="visibility:visible;mso-wrap-style:square;mso-width-percent:0;mso-height-percent:0;mso-left-percent:-10001;mso-top-percent:-10001;mso-position-horizontal:absolute;mso-position-horizontal-relative:char;mso-position-vertical:absolute;mso-position-vertical-relative:line;mso-width-percent:0;mso-height-percent:0;mso-left-percent:-10001;mso-top-percent:-10001" from="0,0" to="481.3pt,.05pt" strokecolor="#156082 [3204]" strokeweight=".5pt">
           <v:stroke joinstyle="miter"/>
           <w10:anchorlock/>
@@ -7300,7 +7221,7 @@
       <mc:AlternateContent>
         <mc:Choice Requires="wps">
           <w:drawing>
-            <wp:inline distT="0" distB="0" distL="0" distR="0" wp14:anchorId="11C2B652" wp14:editId="75D92F45">
+            <wp:inline distT="0" distB="0" distL="0" distR="0" wp14:anchorId="7ECA4D37" wp14:editId="32013383">
               <wp:extent cx="6112800" cy="0"/>
               <wp:effectExtent l="0" t="0" r="0" b="0"/>
               <wp:docPr id="193897277" name="직선 연결선 3"/>
@@ -9092,6 +9013,29 @@
 </file>
 
 <file path=customXml/item1.xml><?xml version="1.0" encoding="utf-8"?>
+<?mso-contentType ?>
+<FormTemplates xmlns="http://schemas.microsoft.com/sharepoint/v3/contenttype/forms">
+  <Display>DocumentLibraryForm</Display>
+  <Edit>DocumentLibraryForm</Edit>
+  <New>DocumentLibraryForm</New>
+</FormTemplates>
+</file>
+
+<file path=customXml/item2.xml><?xml version="1.0" encoding="utf-8"?>
+<p:properties xmlns:p="http://schemas.microsoft.com/office/2006/metadata/properties" xmlns:xsi="http://www.w3.org/2001/XMLSchema-instance" xmlns:pc="http://schemas.microsoft.com/office/infopath/2007/PartnerControls">
+  <documentManagement>
+    <lcf76f155ced4ddcb4097134ff3c332f xmlns="094b3fc1-e82b-4963-958b-e4f871e1259f">
+      <Terms xmlns="http://schemas.microsoft.com/office/infopath/2007/PartnerControls"/>
+    </lcf76f155ced4ddcb4097134ff3c332f>
+  </documentManagement>
+</p:properties>
+</file>
+
+<file path=customXml/item3.xml><?xml version="1.0" encoding="utf-8"?>
+<b:Sources xmlns:b="http://schemas.openxmlformats.org/officeDocument/2006/bibliography" xmlns="http://schemas.openxmlformats.org/officeDocument/2006/bibliography" SelectedStyle="\APASixthEditionOfficeOnline.xsl" StyleName="APA" Version="6"/>
+</file>
+
+<file path=customXml/item4.xml><?xml version="1.0" encoding="utf-8"?>
 <ct:contentTypeSchema xmlns:ct="http://schemas.microsoft.com/office/2006/metadata/contentType" xmlns:ma="http://schemas.microsoft.com/office/2006/metadata/properties/metaAttributes" ct:_="" ma:_="" ma:contentTypeName="문서" ma:contentTypeID="0x010100252A0B26042BFB439B8356E4E4611542" ma:contentTypeVersion="11" ma:contentTypeDescription="새 문서를 만듭니다." ma:contentTypeScope="" ma:versionID="2d74036cacd62d23c9acb2ce26eb971f">
   <xsd:schema xmlns:xsd="http://www.w3.org/2001/XMLSchema" xmlns:xs="http://www.w3.org/2001/XMLSchema" xmlns:p="http://schemas.microsoft.com/office/2006/metadata/properties" xmlns:ns2="094b3fc1-e82b-4963-958b-e4f871e1259f" targetNamespace="http://schemas.microsoft.com/office/2006/metadata/properties" ma:root="true" ma:fieldsID="5fea82fde2b406625bbd393a47c58fc0" ns2:_="">
     <xsd:import namespace="094b3fc1-e82b-4963-958b-e4f871e1259f"/>
@@ -9275,30 +9219,33 @@
 </ct:contentTypeSchema>
 </file>
 
-<file path=customXml/item2.xml><?xml version="1.0" encoding="utf-8"?>
-<b:Sources xmlns:b="http://schemas.openxmlformats.org/officeDocument/2006/bibliography" xmlns="http://schemas.openxmlformats.org/officeDocument/2006/bibliography" SelectedStyle="\APASixthEditionOfficeOnline.xsl" StyleName="APA" Version="6"/>
+<file path=customXml/itemProps1.xml><?xml version="1.0" encoding="utf-8"?>
+<ds:datastoreItem xmlns:ds="http://schemas.openxmlformats.org/officeDocument/2006/customXml" ds:itemID="{354728E0-8C0B-49B9-A806-11ADA380593F}">
+  <ds:schemaRefs>
+    <ds:schemaRef ds:uri="http://schemas.microsoft.com/sharepoint/v3/contenttype/forms"/>
+  </ds:schemaRefs>
+</ds:datastoreItem>
 </file>
 
-<file path=customXml/item3.xml><?xml version="1.0" encoding="utf-8"?>
-<p:properties xmlns:p="http://schemas.microsoft.com/office/2006/metadata/properties" xmlns:xsi="http://www.w3.org/2001/XMLSchema-instance" xmlns:pc="http://schemas.microsoft.com/office/infopath/2007/PartnerControls">
-  <documentManagement>
-    <lcf76f155ced4ddcb4097134ff3c332f xmlns="094b3fc1-e82b-4963-958b-e4f871e1259f">
-      <Terms xmlns="http://schemas.microsoft.com/office/infopath/2007/PartnerControls"/>
-    </lcf76f155ced4ddcb4097134ff3c332f>
-  </documentManagement>
-</p:properties>
+<file path=customXml/itemProps2.xml><?xml version="1.0" encoding="utf-8"?>
+<ds:datastoreItem xmlns:ds="http://schemas.openxmlformats.org/officeDocument/2006/customXml" ds:itemID="{44652187-EFBB-4C9B-8171-3899014E742D}">
+  <ds:schemaRefs>
+    <ds:schemaRef ds:uri="http://schemas.microsoft.com/office/2006/metadata/properties"/>
+    <ds:schemaRef ds:uri="http://schemas.microsoft.com/office/infopath/2007/PartnerControls"/>
+    <ds:schemaRef ds:uri="094b3fc1-e82b-4963-958b-e4f871e1259f"/>
+  </ds:schemaRefs>
+</ds:datastoreItem>
 </file>
 
-<file path=customXml/item4.xml><?xml version="1.0" encoding="utf-8"?>
-<?mso-contentType ?>
-<FormTemplates xmlns="http://schemas.microsoft.com/sharepoint/v3/contenttype/forms">
-  <Display>DocumentLibraryForm</Display>
-  <Edit>DocumentLibraryForm</Edit>
-  <New>DocumentLibraryForm</New>
-</FormTemplates>
+<file path=customXml/itemProps3.xml><?xml version="1.0" encoding="utf-8"?>
+<ds:datastoreItem xmlns:ds="http://schemas.openxmlformats.org/officeDocument/2006/customXml" ds:itemID="{785E9795-4604-49E0-85B0-BE1496D57BAA}">
+  <ds:schemaRefs>
+    <ds:schemaRef ds:uri="http://schemas.openxmlformats.org/officeDocument/2006/bibliography"/>
+  </ds:schemaRefs>
+</ds:datastoreItem>
 </file>
 
-<file path=customXml/itemProps1.xml><?xml version="1.0" encoding="utf-8"?>
+<file path=customXml/itemProps4.xml><?xml version="1.0" encoding="utf-8"?>
 <ds:datastoreItem xmlns:ds="http://schemas.openxmlformats.org/officeDocument/2006/customXml" ds:itemID="{BDDD600E-50AD-49D0-9A8A-C9DF86588A56}">
   <ds:schemaRefs>
     <ds:schemaRef ds:uri="http://schemas.microsoft.com/office/2006/metadata/contentType"/>
@@ -9314,30 +9261,4 @@
     <ds:schemaRef ds:uri="http://schemas.microsoft.com/internal/obd"/>
   </ds:schemaRefs>
 </ds:datastoreItem>
-</file>
-
-<file path=customXml/itemProps2.xml><?xml version="1.0" encoding="utf-8"?>
-<ds:datastoreItem xmlns:ds="http://schemas.openxmlformats.org/officeDocument/2006/customXml" ds:itemID="{785E9795-4604-49E0-85B0-BE1496D57BAA}">
-  <ds:schemaRefs>
-    <ds:schemaRef ds:uri="http://schemas.openxmlformats.org/officeDocument/2006/bibliography"/>
-  </ds:schemaRefs>
-</ds:datastoreItem>
-</file>
-
-<file path=customXml/itemProps3.xml><?xml version="1.0" encoding="utf-8"?>
-<ds:datastoreItem xmlns:ds="http://schemas.openxmlformats.org/officeDocument/2006/customXml" ds:itemID="{44652187-EFBB-4C9B-8171-3899014E742D}">
-  <ds:schemaRefs>
-    <ds:schemaRef ds:uri="http://schemas.microsoft.com/office/2006/metadata/properties"/>
-    <ds:schemaRef ds:uri="http://schemas.microsoft.com/office/infopath/2007/PartnerControls"/>
-    <ds:schemaRef ds:uri="094b3fc1-e82b-4963-958b-e4f871e1259f"/>
-  </ds:schemaRefs>
-</ds:datastoreItem>
-</file>
-
-<file path=customXml/itemProps4.xml><?xml version="1.0" encoding="utf-8"?>
-<ds:datastoreItem xmlns:ds="http://schemas.openxmlformats.org/officeDocument/2006/customXml" ds:itemID="{354728E0-8C0B-49B9-A806-11ADA380593F}">
-  <ds:schemaRefs>
-    <ds:schemaRef ds:uri="http://schemas.microsoft.com/sharepoint/v3/contenttype/forms"/>
-  </ds:schemaRefs>
-</ds:datastoreItem>
 </file>